--- a/02 CS Standards/CS-009 Trimming, Sanding & Finishing.docx
+++ b/02 CS Standards/CS-009 Trimming, Sanding & Finishing.docx
@@ -119,7 +119,7 @@
               <w:rPr>
                 <w:sz w:val="19"/>
               </w:rPr>
-              <w:t>B</w:t>
+              <w:t>C</w:t>
             </w:r>
           </w:p>
         </w:tc>
@@ -148,7 +148,7 @@
               <w:rPr>
                 <w:sz w:val="19"/>
               </w:rPr>
-              <w:t>Draft, pending Lead signature (OUTLINED, complete before first use)</w:t>
+              <w:t>Draft, pending Lead signature (photos to add at first SN6 use)</w:t>
             </w:r>
           </w:p>
         </w:tc>
@@ -177,7 +177,7 @@
               <w:rPr>
                 <w:sz w:val="19"/>
               </w:rPr>
-              <w:t>2026-07-28</w:t>
+              <w:t>2026-08-28</w:t>
             </w:r>
           </w:p>
         </w:tc>
@@ -582,6 +582,60 @@
           </w:p>
         </w:tc>
       </w:tr>
+      <w:tr>
+        <w:tc>
+          <w:tcPr>
+            <w:tcW w:type="dxa" w:w="2412"/>
+          </w:tcPr>
+          <w:p>
+            <w:r>
+              <w:rPr>
+                <w:sz w:val="19"/>
+              </w:rPr>
+              <w:t>C</w:t>
+            </w:r>
+          </w:p>
+        </w:tc>
+        <w:tc>
+          <w:tcPr>
+            <w:tcW w:type="dxa" w:w="2412"/>
+          </w:tcPr>
+          <w:p>
+            <w:r>
+              <w:rPr>
+                <w:sz w:val="19"/>
+              </w:rPr>
+              <w:t>2026-08-28</w:t>
+            </w:r>
+          </w:p>
+        </w:tc>
+        <w:tc>
+          <w:tcPr>
+            <w:tcW w:type="dxa" w:w="2412"/>
+          </w:tcPr>
+          <w:p>
+            <w:r>
+              <w:rPr>
+                <w:sz w:val="19"/>
+              </w:rPr>
+              <w:t>Claude</w:t>
+            </w:r>
+          </w:p>
+        </w:tc>
+        <w:tc>
+          <w:tcPr>
+            <w:tcW w:type="dxa" w:w="2412"/>
+          </w:tcPr>
+          <w:p>
+            <w:r>
+              <w:rPr>
+                <w:sz w:val="19"/>
+              </w:rPr>
+              <w:t>Out of outline, engineering pass (CS-000 Rev C conventions). §7's six numbered lines became subsections; §4 and §5 written out as definitions and an equipment table. Every number was already in Rev B or its references. Figure 1 draws the sanding budget (the sacrificial ply) beside the thin-laminate failure that killed the catch cans, which is the whole argument of §7.2 in one image.</w:t>
+            </w:r>
+          </w:p>
+        </w:tc>
+      </w:tr>
     </w:tbl>
     <w:p/>
     <w:p>
@@ -815,8 +869,45 @@
       </w:r>
     </w:p>
     <w:p>
+      <w:pPr>
+        <w:pStyle w:val="ListBullet"/>
+      </w:pPr>
       <w:r>
-        <w:t>Sacrificial ply (88 spread-tow outer layer meant to absorb sanding), trim line (scribe-transferred), keying (abrading for bond).</w:t>
+        <w:rPr>
+          <w:b/>
+        </w:rPr>
+        <w:t>Sacrificial ply</w:t>
+      </w:r>
+      <w:r>
+        <w:t>: the 88 spread-tow outer layer specified in the stack (CS-002 §7.1.3) to absorb sanding. It is the sanding budget; structural plies are not.</w:t>
+      </w:r>
+    </w:p>
+    <w:p>
+      <w:pPr>
+        <w:pStyle w:val="ListBullet"/>
+      </w:pPr>
+      <w:r>
+        <w:rPr>
+          <w:b/>
+        </w:rPr>
+        <w:t>Trim line</w:t>
+      </w:r>
+      <w:r>
+        <w:t>: the part's cut boundary, transferred from the mold's scribe lines at demold.</w:t>
+      </w:r>
+    </w:p>
+    <w:p>
+      <w:pPr>
+        <w:pStyle w:val="ListBullet"/>
+      </w:pPr>
+      <w:r>
+        <w:rPr>
+          <w:b/>
+        </w:rPr>
+        <w:t>Keying</w:t>
+      </w:r>
+      <w:r>
+        <w:t>: abrading a bond face so adhesive has something to grip. 120-grit for DP420 (R1).</w:t>
       </w:r>
     </w:p>
     <w:p>
@@ -827,11 +918,316 @@
         <w:t>5. Equipment &amp; Materials</w:t>
       </w:r>
     </w:p>
-    <w:p>
-      <w:r>
-        <w:t>Dremel + reinforced cut-off wheels, dust extractor, sandpaper 120→800+, waterjet (Jacobs, via DXF), clear coat (Acrylic Urethane A/B — Lime Line, in stock), DP420 for bonded assemblies.</w:t>
-      </w:r>
-    </w:p>
+    <w:tbl>
+      <w:tblPr>
+        <w:tblStyle w:val="TableGrid"/>
+        <w:tblW w:type="auto" w:w="0"/>
+        <w:jc w:val="center"/>
+        <w:tblLook w:firstColumn="1" w:firstRow="1" w:lastColumn="0" w:lastRow="0" w:noHBand="0" w:noVBand="1" w:val="04A0"/>
+      </w:tblPr>
+      <w:tblGrid>
+        <w:gridCol w:w="3216"/>
+        <w:gridCol w:w="3216"/>
+        <w:gridCol w:w="3216"/>
+      </w:tblGrid>
+      <w:tr>
+        <w:tc>
+          <w:tcPr>
+            <w:tcW w:type="dxa" w:w="3216"/>
+            <w:shd w:val="clear" w:fill="003262"/>
+          </w:tcPr>
+          <w:p>
+            <w:r>
+              <w:rPr>
+                <w:b/>
+                <w:color w:val="FFFFFF"/>
+                <w:sz w:val="19"/>
+              </w:rPr>
+              <w:t>Item</w:t>
+            </w:r>
+          </w:p>
+        </w:tc>
+        <w:tc>
+          <w:tcPr>
+            <w:tcW w:type="dxa" w:w="3216"/>
+            <w:shd w:val="clear" w:fill="003262"/>
+          </w:tcPr>
+          <w:p>
+            <w:r>
+              <w:rPr>
+                <w:b/>
+                <w:color w:val="FFFFFF"/>
+                <w:sz w:val="19"/>
+              </w:rPr>
+              <w:t>Spec / product</w:t>
+            </w:r>
+          </w:p>
+        </w:tc>
+        <w:tc>
+          <w:tcPr>
+            <w:tcW w:type="dxa" w:w="3216"/>
+            <w:shd w:val="clear" w:fill="003262"/>
+          </w:tcPr>
+          <w:p>
+            <w:r>
+              <w:rPr>
+                <w:b/>
+                <w:color w:val="FFFFFF"/>
+                <w:sz w:val="19"/>
+              </w:rPr>
+              <w:t>Notes</w:t>
+            </w:r>
+          </w:p>
+        </w:tc>
+      </w:tr>
+      <w:tr>
+        <w:tc>
+          <w:tcPr>
+            <w:tcW w:type="dxa" w:w="3216"/>
+          </w:tcPr>
+          <w:p>
+            <w:r>
+              <w:rPr>
+                <w:sz w:val="19"/>
+              </w:rPr>
+              <w:t>Rotary tool + wheels</w:t>
+            </w:r>
+          </w:p>
+        </w:tc>
+        <w:tc>
+          <w:tcPr>
+            <w:tcW w:type="dxa" w:w="3216"/>
+          </w:tcPr>
+          <w:p>
+            <w:r>
+              <w:rPr>
+                <w:sz w:val="19"/>
+              </w:rPr>
+              <w:t>Dremel, reinforced cut-off wheels</w:t>
+            </w:r>
+          </w:p>
+        </w:tc>
+        <w:tc>
+          <w:tcPr>
+            <w:tcW w:type="dxa" w:w="3216"/>
+          </w:tcPr>
+          <w:p>
+            <w:r>
+              <w:rPr>
+                <w:sz w:val="19"/>
+              </w:rPr>
+              <w:t>Plain wheels shatter in CF; reinforced only</w:t>
+            </w:r>
+          </w:p>
+        </w:tc>
+      </w:tr>
+      <w:tr>
+        <w:tc>
+          <w:tcPr>
+            <w:tcW w:type="dxa" w:w="3216"/>
+          </w:tcPr>
+          <w:p>
+            <w:r>
+              <w:rPr>
+                <w:sz w:val="19"/>
+              </w:rPr>
+              <w:t>Dust extraction</w:t>
+            </w:r>
+          </w:p>
+        </w:tc>
+        <w:tc>
+          <w:tcPr>
+            <w:tcW w:type="dxa" w:w="3216"/>
+          </w:tcPr>
+          <w:p>
+            <w:r>
+              <w:rPr>
+                <w:sz w:val="19"/>
+              </w:rPr>
+              <w:t>Shop extractor at the cut</w:t>
+            </w:r>
+          </w:p>
+        </w:tc>
+        <w:tc>
+          <w:tcPr>
+            <w:tcW w:type="dxa" w:w="3216"/>
+          </w:tcPr>
+          <w:p>
+            <w:r>
+              <w:rPr>
+                <w:sz w:val="19"/>
+              </w:rPr>
+              <w:t>Runs for every cut and every sand of cured laminate (§6)</w:t>
+            </w:r>
+          </w:p>
+        </w:tc>
+      </w:tr>
+      <w:tr>
+        <w:tc>
+          <w:tcPr>
+            <w:tcW w:type="dxa" w:w="3216"/>
+          </w:tcPr>
+          <w:p>
+            <w:r>
+              <w:rPr>
+                <w:sz w:val="19"/>
+              </w:rPr>
+              <w:t>Sandpaper</w:t>
+            </w:r>
+          </w:p>
+        </w:tc>
+        <w:tc>
+          <w:tcPr>
+            <w:tcW w:type="dxa" w:w="3216"/>
+          </w:tcPr>
+          <w:p>
+            <w:r>
+              <w:rPr>
+                <w:sz w:val="19"/>
+              </w:rPr>
+              <w:t>120 → 400 → 800+</w:t>
+            </w:r>
+          </w:p>
+        </w:tc>
+        <w:tc>
+          <w:tcPr>
+            <w:tcW w:type="dxa" w:w="3216"/>
+          </w:tcPr>
+          <w:p>
+            <w:r>
+              <w:rPr>
+                <w:sz w:val="19"/>
+              </w:rPr>
+              <w:t>120 for trim and keying, 400 for edges, 800+ for pre-clear-coat</w:t>
+            </w:r>
+          </w:p>
+        </w:tc>
+      </w:tr>
+      <w:tr>
+        <w:tc>
+          <w:tcPr>
+            <w:tcW w:type="dxa" w:w="3216"/>
+          </w:tcPr>
+          <w:p>
+            <w:r>
+              <w:rPr>
+                <w:sz w:val="19"/>
+              </w:rPr>
+              <w:t>Waterjet</w:t>
+            </w:r>
+          </w:p>
+        </w:tc>
+        <w:tc>
+          <w:tcPr>
+            <w:tcW w:type="dxa" w:w="3216"/>
+          </w:tcPr>
+          <w:p>
+            <w:r>
+              <w:rPr>
+                <w:sz w:val="19"/>
+              </w:rPr>
+              <w:t>Jacobs, DXF through the WO</w:t>
+            </w:r>
+          </w:p>
+        </w:tc>
+        <w:tc>
+          <w:tcPr>
+            <w:tcW w:type="dxa" w:w="3216"/>
+          </w:tcPr>
+          <w:p>
+            <w:r>
+              <w:rPr>
+                <w:sz w:val="19"/>
+              </w:rPr>
+              <w:t>Flat panels (§7.5)</w:t>
+            </w:r>
+          </w:p>
+        </w:tc>
+      </w:tr>
+      <w:tr>
+        <w:tc>
+          <w:tcPr>
+            <w:tcW w:type="dxa" w:w="3216"/>
+          </w:tcPr>
+          <w:p>
+            <w:r>
+              <w:rPr>
+                <w:sz w:val="19"/>
+              </w:rPr>
+              <w:t>Clear coat</w:t>
+            </w:r>
+          </w:p>
+        </w:tc>
+        <w:tc>
+          <w:tcPr>
+            <w:tcW w:type="dxa" w:w="3216"/>
+          </w:tcPr>
+          <w:p>
+            <w:r>
+              <w:rPr>
+                <w:sz w:val="19"/>
+              </w:rPr>
+              <w:t>Acrylic Urethane A/B (Lime Line, in stock)</w:t>
+            </w:r>
+          </w:p>
+        </w:tc>
+        <w:tc>
+          <w:tcPr>
+            <w:tcW w:type="dxa" w:w="3216"/>
+          </w:tcPr>
+          <w:p>
+            <w:r>
+              <w:rPr>
+                <w:sz w:val="19"/>
+              </w:rPr>
+              <w:t>§7.4; encapsulates the part label (CS-001 §7.5)</w:t>
+            </w:r>
+          </w:p>
+        </w:tc>
+      </w:tr>
+      <w:tr>
+        <w:tc>
+          <w:tcPr>
+            <w:tcW w:type="dxa" w:w="3216"/>
+          </w:tcPr>
+          <w:p>
+            <w:r>
+              <w:rPr>
+                <w:sz w:val="19"/>
+              </w:rPr>
+              <w:t>Structural adhesive</w:t>
+            </w:r>
+          </w:p>
+        </w:tc>
+        <w:tc>
+          <w:tcPr>
+            <w:tcW w:type="dxa" w:w="3216"/>
+          </w:tcPr>
+          <w:p>
+            <w:r>
+              <w:rPr>
+                <w:sz w:val="19"/>
+              </w:rPr>
+              <w:t>3M DP420</w:t>
+            </w:r>
+          </w:p>
+        </w:tc>
+        <w:tc>
+          <w:tcPr>
+            <w:tcW w:type="dxa" w:w="3216"/>
+          </w:tcPr>
+          <w:p>
+            <w:r>
+              <w:rPr>
+                <w:sz w:val="19"/>
+              </w:rPr>
+              <w:t>R1: 2:1, 20 min work life, handling 2 h, full cure 24 h @72 °F</w:t>
+            </w:r>
+          </w:p>
+        </w:tc>
+      </w:tr>
+    </w:tbl>
+    <w:p/>
     <w:p>
       <w:pPr>
         <w:pStyle w:val="Heading2"/>
@@ -851,7 +1247,7 @@
         <w:t>CF dust is the team's worst routine exposure:</w:t>
       </w:r>
       <w:r>
-        <w:t xml:space="preserve"> respirator (P100/dust) + dust extraction ON for any cutting/sanding of cured laminate; long sleeves; gloves — cut CF edges splinter.</w:t>
+        <w:t xml:space="preserve"> respirator (P100/dust) + dust extraction ON for any cutting/sanding of cured laminate; long sleeves; gloves (cut CF edges splinter).</w:t>
       </w:r>
     </w:p>
     <w:p>
@@ -878,7 +1274,15 @@
         <w:pStyle w:val="Heading2"/>
       </w:pPr>
       <w:r>
-        <w:t>7. Procedure (outline)</w:t>
+        <w:t>7. Procedure</w:t>
+      </w:r>
+    </w:p>
+    <w:p>
+      <w:pPr>
+        <w:pStyle w:val="Heading3"/>
+      </w:pPr>
+      <w:r>
+        <w:t>7.1 Trim</w:t>
       </w:r>
     </w:p>
     <w:p>
@@ -886,7 +1290,31 @@
         <w:pStyle w:val="ListNumber"/>
       </w:pPr>
       <w:r>
-        <w:t>Trim only after demould time per resin table (CS-008 §5); mark from scribe lines, tape the cut path (chip control), Dremel with extractor running.</w:t>
+        <w:t>Trim no earlier than the FEB hold for the resin system (CS-008 §5); the WO's demould step gates this.</w:t>
+      </w:r>
+    </w:p>
+    <w:p>
+      <w:pPr>
+        <w:pStyle w:val="ListNumber"/>
+      </w:pPr>
+      <w:r>
+        <w:t>Mark the cut from the scribe-transferred trim line. Tape the cut path: the tape controls chips and shows the line under dust.</w:t>
+      </w:r>
+    </w:p>
+    <w:p>
+      <w:pPr>
+        <w:pStyle w:val="ListNumber"/>
+      </w:pPr>
+      <w:r>
+        <w:t>Cut with the extractor running and a second trained person present (§6). Cut outside the line and sand to it; a Dremel does not steer well enough to cut on it.</w:t>
+      </w:r>
+    </w:p>
+    <w:p>
+      <w:pPr>
+        <w:pStyle w:val="Heading3"/>
+      </w:pPr>
+      <w:r>
+        <w:t>7.2 Sand</w:t>
       </w:r>
     </w:p>
     <w:p>
@@ -897,10 +1325,10 @@
         <w:rPr>
           <w:b/>
         </w:rPr>
-        <w:t>Know the laminate thickness before sanding.</w:t>
+        <w:t>Read the WO stack before sanding anything.</w:t>
       </w:r>
       <w:r>
-        <w:t xml:space="preserve"> Check the WO stack. Thin (&lt;3 ply) zones: hand-sand only, count strokes, check often. Machine-sanding thin laminate is how the catch cans died (R2).</w:t>
+        <w:t xml:space="preserve"> The sanding budget is the sacrificial ply and only the sacrificial ply (Figure 1). Exposed structural weave past the plan: stop, record it, assess against the WO qualityChecks.</w:t>
       </w:r>
     </w:p>
     <w:p>
@@ -908,7 +1336,85 @@
         <w:pStyle w:val="ListNumber"/>
       </w:pPr>
       <w:r>
-        <w:t>Edges: sand 120 → 400; seal exposed edge fibers with a thin resin wipe where cosmetic/sealing matters.</w:t>
+        <w:t xml:space="preserve">Zones under 3 plies: </w:t>
+      </w:r>
+      <w:r>
+        <w:rPr>
+          <w:b/>
+        </w:rPr>
+        <w:t>hand-sand only, count strokes, check often.</w:t>
+      </w:r>
+      <w:r>
+        <w:t xml:space="preserve"> Machine-sanding thin laminate is how the catch cans died (R2).</w:t>
+      </w:r>
+    </w:p>
+    <w:p>
+      <w:pPr>
+        <w:jc w:val="center"/>
+      </w:pPr>
+      <w:r>
+        <w:drawing>
+          <wp:inline xmlns:a="http://schemas.openxmlformats.org/drawingml/2006/main" xmlns:pic="http://schemas.openxmlformats.org/drawingml/2006/picture">
+            <wp:extent cx="5669280" cy="2190404"/>
+            <wp:docPr id="1" name="Picture 1"/>
+            <wp:cNvGraphicFramePr>
+              <a:graphicFrameLocks noChangeAspect="1"/>
+            </wp:cNvGraphicFramePr>
+            <a:graphic>
+              <a:graphicData uri="http://schemas.openxmlformats.org/drawingml/2006/picture">
+                <pic:pic>
+                  <pic:nvPicPr>
+                    <pic:cNvPr id="0" name="cs009-sacrificial.png"/>
+                    <pic:cNvPicPr/>
+                  </pic:nvPicPr>
+                  <pic:blipFill>
+                    <a:blip r:embed="rId9"/>
+                    <a:stretch>
+                      <a:fillRect/>
+                    </a:stretch>
+                  </pic:blipFill>
+                  <pic:spPr>
+                    <a:xfrm>
+                      <a:off x="0" y="0"/>
+                      <a:ext cx="5669280" cy="2190404"/>
+                    </a:xfrm>
+                    <a:prstGeom prst="rect"/>
+                  </pic:spPr>
+                </pic:pic>
+              </a:graphicData>
+            </a:graphic>
+          </wp:inline>
+        </w:drawing>
+      </w:r>
+    </w:p>
+    <w:p>
+      <w:pPr>
+        <w:jc w:val="center"/>
+      </w:pPr>
+      <w:r>
+        <w:rPr>
+          <w:i/>
+          <w:color w:val="505050"/>
+          <w:sz w:val="18"/>
+        </w:rPr>
+        <w:t>Figure 1. Left: the sacrificial ply is the sanding budget; structural plies are not an allowance. Right: the catch-can failure, a machine sander on thin laminate at a taper, through the skin and into the substrate.</w:t>
+      </w:r>
+    </w:p>
+    <w:p/>
+    <w:p>
+      <w:pPr>
+        <w:pStyle w:val="ListNumber"/>
+      </w:pPr>
+      <w:r>
+        <w:t>Edges: 120 → 400 grit. Seal exposed edge fibers with a thin resin wipe where cosmetics or sealing matter; a raw CF edge wicks moisture and splinters into hands.</w:t>
+      </w:r>
+    </w:p>
+    <w:p>
+      <w:pPr>
+        <w:pStyle w:val="Heading3"/>
+      </w:pPr>
+      <w:r>
+        <w:t>7.3 Bond prep (DP420)</w:t>
       </w:r>
     </w:p>
     <w:p>
@@ -916,7 +1422,15 @@
         <w:pStyle w:val="ListNumber"/>
       </w:pPr>
       <w:r>
-        <w:t>Bond prep: key both faces 120-grit, IPA wipe, DP420 per R1 (2:1, 20 min work life, handling 2 h, full cure 24 h @72 °F).</w:t>
+        <w:t>Key both faces with 120-grit, then IPA wipe (never acetone near tooling board, CS-004 §7.1).</w:t>
+      </w:r>
+    </w:p>
+    <w:p>
+      <w:pPr>
+        <w:pStyle w:val="ListNumber"/>
+      </w:pPr>
+      <w:r>
+        <w:t>DP420 per R1: 2:1, 20 min work life, handling at 2 h, full cure 24 h at 72 °F. Clamp so squeeze-out forms a continuous fillet; that fillet is the §8 acceptance look.</w:t>
       </w:r>
     </w:p>
     <w:tbl>
@@ -944,7 +1458,7 @@
                 <w:color w:val="808080"/>
               </w:rPr>
               <w:br/>
-              <w:t>[ PHOTO: DP420 bond with continuous squeeze-out fillet — the §8 acceptance look ]</w:t>
+              <w:t>[ PHOTO: DP420 bond with continuous squeeze-out fillet: the §8 acceptance look ]</w:t>
               <w:br/>
               <w:br/>
             </w:r>
@@ -955,10 +1469,10 @@
     <w:p/>
     <w:p>
       <w:pPr>
-        <w:pStyle w:val="ListNumber"/>
+        <w:pStyle w:val="Heading3"/>
       </w:pPr>
       <w:r>
-        <w:t>Clear coat: per product instructions; record coats on the WO.</w:t>
+        <w:t>7.4 Clear coat</w:t>
       </w:r>
     </w:p>
     <w:p>
@@ -966,7 +1480,23 @@
         <w:pStyle w:val="ListNumber"/>
       </w:pPr>
       <w:r>
-        <w:t xml:space="preserve">Waterjet flat panels: DXF from the requesting subteam </w:t>
+        <w:t>Scuffed, IPA-wiped, label applied (CS-001 §7.5); then coat per product instructions and record coats on the WO.</w:t>
+      </w:r>
+    </w:p>
+    <w:p>
+      <w:pPr>
+        <w:pStyle w:val="Heading3"/>
+      </w:pPr>
+      <w:r>
+        <w:t>7.5 Waterjet flat panels</w:t>
+      </w:r>
+    </w:p>
+    <w:p>
+      <w:pPr>
+        <w:pStyle w:val="ListNumber"/>
+      </w:pPr>
+      <w:r>
+        <w:t xml:space="preserve">The DXF comes from the requesting subteam </w:t>
       </w:r>
       <w:r>
         <w:rPr>
@@ -975,7 +1505,7 @@
         <w:t>through the WO</w:t>
       </w:r>
       <w:r>
-        <w:t xml:space="preserve"> (dashboard lesson — PP-04), confirm rev before cutting.</w:t>
+        <w:t>, never a DM (the dashboard lesson, PP-04). Confirm the revision on the WO before cutting; Jacobs shop rules govern the machine.</w:t>
       </w:r>
     </w:p>
     <w:p>
